--- a/guides/ch14-study-guide.docx
+++ b/guides/ch14-study-guide.docx
@@ -564,7 +564,7 @@
         <w:t xml:space="preserve">The thank-you that works. </w:t>
       </w:r>
       <w:r>
-        <w:t>The thank-you message is a working document, not a courtesy stamp. Within 24 hours, to each interviewer individually — pull the names from your panel notes; the identical CC’d blast undoes the gesture. Reference a specific moment from the conversation (“your point about the supplier-audit backlog”), because specificity proves presence (the five-S rules, Chapter 6). And let it do one useful thing: reinforce your strongest fit, or repair a stumble — “I gave a thin answer on LIMS; the fuller picture is two sentences: I ran its closest competitor for two years, and the migration playbook I wrote is in my portfolio.” The repair function is the underused one: the thank-you is a legitimate second chance at one flubbed answer, taken by almost nobody.</w:t>
+        <w:t>The thank-you message is a working document, not a courtesy stamp. Within 24 hours, to each interviewer individually — pull the names from your panel notes; the identical CC’d blast undoes the gesture. Reference a specific moment from the conversation (“your point about the supplier-audit backlog”), because specificity proves presence (the five-quality rules, Chapter 6). And let it do one useful thing: reinforce your strongest fit, or repair a stumble — “I gave a thin answer on LIMS; the fuller picture is two sentences: I ran its closest competitor for two years, and the migration playbook I wrote is in my portfolio.” The repair function is the underused one: the thank-you is a legitimate second chance at one flubbed answer, taken by almost nobody.</w:t>
       </w:r>
     </w:p>
     <w:p>

--- a/guides/ch14-study-guide.docx
+++ b/guides/ch14-study-guide.docx
@@ -2121,7 +2121,7 @@
         <w:color w:val="5E6B64"/>
         <w:sz w:val="18"/>
       </w:rPr>
-      <w:t xml:space="preserve">BADM 225 Study Guide · Chapter 14  —  Page </w:t>
+      <w:t xml:space="preserve">© 2026 Derek D. Bussan · BADM 225 Study Guide · Chapter 14  —  Page </w:t>
     </w:r>
     <w:r>
       <w:rPr>
